--- a/eng/docx/62.content.docx
+++ b/eng/docx/62.content.docx
@@ -725,7 +725,19 @@
         <w:rPr>
           <w:lang w:val="en_US" w:bidi="en_US"/>
         </w:rPr>
-        <w:t>The false teachers whom John was challenging seem to have held beliefs similar to what would later become known as Gnosticism. Those false teachers believed that the physical world was evil. They thought that God would not become human, since they considered the physical body to be evil, so they denied that in the person of Jesus, God had come to earth in human form. (See: [[rc://*/tw/dict/bible/kt/evil]])</w:t>
+        <w:t xml:space="preserve">The false teachers whom John was challenging seem to have held beliefs similar to what would later become known as Gnosticism. Those false teachers believed that the physical world was evil. They thought that God would not become human, since they considered the physical body to be evil, so they denied that in the person of Jesus, God had come to earth in human form. (See: </w:t>
+      </w:r>
+      <w:r>
+        <w:rPr>
+          <w:lang w:val="en_US" w:bidi="en_US"/>
+        </w:rPr>
+        <w:t>evil, wicked, wickedness, unpleasant</w:t>
+      </w:r>
+      <w:r>
+        <w:rPr>
+          <w:lang w:val="en_US" w:bidi="en_US"/>
+        </w:rPr>
+        <w:t>)</w:t>
       </w:r>
       <w:r>
         <w:rPr>
@@ -795,20 +807,43 @@
         <w:rPr>
           <w:lang w:val="en_US" w:bidi="en_US"/>
         </w:rPr>
-        <w:t>However, the explanation is that the people whose teachings John challenged and corrected in this letter were saying that it did not matter what people did in their bodies. This was because they thought that physical matter was evil, and so they thought that God did not care about it. In effect, they were saying that there was no such thing as sin. So John needed to say, in chapter 1, that sin is real and that everyone sins and that God does care about that. So when believers sin they need to confess it and for God to forgive them. Some of the believers may have been deceived by the false teaching and may have begun living sinfully again, so John also needed to reassure them that if they repented and confessed their sins, God would forgive them. John says similar things in chapter 2. Then in chapter 3 he explains that the new nature that believers have as children of God is one that rejects sin. A believer does not want to sin and does not enjoy sinning. They should recognize that those who excuse or condone sin are not truly children of God, and that as children of God themselves, God helps them to become more and more obedient and free from sin. Finally, in chapter 5, John warns that if a person sins wantonly and continually, this likely means that they have rejected Jesus and are not influenced by the Holy Spirit. He says that, in that case, it may not be effective to pray for them. But he then encourages his readers that if a person sins occasionally but feels remorse, he is influenced by the Spirit, and so the prayers of other believers will help him to repent and to live in a right way again. (See: [[rc://</w:t>
-      </w:r>
-      <w:r>
-        <w:rPr>
-          <w:i/>
-          <w:lang w:val="en_US" w:bidi="en_US"/>
-        </w:rPr>
-        <w:t>/tw/dict/bible/kt/sin]]; and [[rc://</w:t>
-      </w:r>
-      <w:r>
-        <w:rPr>
-          <w:lang w:val="en_US" w:bidi="en_US"/>
-        </w:rPr>
-        <w:t>/tw/dict/bible/kt/faith]]; and [[rc://*/tw/dict/bible/kt/forgive]])</w:t>
+        <w:t xml:space="preserve">However, the explanation is that the people whose teachings John challenged and corrected in this letter were saying that it did not matter what people did in their bodies. This was because they thought that physical matter was evil, and so they thought that God did not care about it. In effect, they were saying that there was no such thing as sin. So John needed to say, in chapter 1, that sin is real and that everyone sins and that God does care about that. So when believers sin they need to confess it and for God to forgive them. Some of the believers may have been deceived by the false teaching and may have begun living sinfully again, so John also needed to reassure them that if they repented and confessed their sins, God would forgive them. John says similar things in chapter 2. Then in chapter 3 he explains that the new nature that believers have as children of God is one that rejects sin. A believer does not want to sin and does not enjoy sinning. They should recognize that those who excuse or condone sin are not truly children of God, and that as children of God themselves, God helps them to become more and more obedient and free from sin. Finally, in chapter 5, John warns that if a person sins wantonly and continually, this likely means that they have rejected Jesus and are not influenced by the Holy Spirit. He says that, in that case, it may not be effective to pray for them. But he then encourages his readers that if a person sins occasionally but feels remorse, he is influenced by the Spirit, and so the prayers of other believers will help him to repent and to live in a right way again. (See: </w:t>
+      </w:r>
+      <w:r>
+        <w:rPr>
+          <w:lang w:val="en_US" w:bidi="en_US"/>
+        </w:rPr>
+        <w:t>sin, sinful, sinner, sinning</w:t>
+      </w:r>
+      <w:r>
+        <w:rPr>
+          <w:lang w:val="en_US" w:bidi="en_US"/>
+        </w:rPr>
+        <w:t xml:space="preserve">; and </w:t>
+      </w:r>
+      <w:r>
+        <w:rPr>
+          <w:lang w:val="en_US" w:bidi="en_US"/>
+        </w:rPr>
+        <w:t>faith</w:t>
+      </w:r>
+      <w:r>
+        <w:rPr>
+          <w:lang w:val="en_US" w:bidi="en_US"/>
+        </w:rPr>
+        <w:t xml:space="preserve">; and </w:t>
+      </w:r>
+      <w:r>
+        <w:rPr>
+          <w:lang w:val="en_US" w:bidi="en_US"/>
+        </w:rPr>
+        <w:t>forgive, forgiven, forgiveness, pardon, pardoned</w:t>
+      </w:r>
+      <w:r>
+        <w:rPr>
+          <w:lang w:val="en_US" w:bidi="en_US"/>
+        </w:rPr>
+        <w:t>)</w:t>
       </w:r>
       <w:r>
         <w:rPr>
@@ -1318,7 +1353,19 @@
         <w:rPr>
           <w:lang w:val="en_US" w:bidi="en_US"/>
         </w:rPr>
-        <w:t>John uses the phrase “the Word of life” to refer to Jesus in 1:1. “The Word” is a title that John uses for Jesus. If you have translated the beginning of the Gospel of John, see how you translated it there. This title does not refer to a word that is spoken by someone. By using this title for Jesus, John is saying that Jesus is God’s most important message to all people. Jesus is the one who reveals who God is. In your translation of this title, try to make it clear that this is the title of a person whose role it is to communicate a message. Something like “The Message” or “The Revealer” might be appropriate. Consider also the title that is used in an accepted translation in your area. Here, John connects the title “the Word” with the phrase “of life.” By this, John probably means that Jesus reveals God to the world and that Jesus also is the source of life. A translation of this entire phrase could be something like, “Jesus, the Message of God who gives life.” (See: [[rc://*/tw/dict/bible/kt/wordofgod]])</w:t>
+        <w:t xml:space="preserve">John uses the phrase “the Word of life” to refer to Jesus in 1:1. “The Word” is a title that John uses for Jesus. If you have translated the beginning of the Gospel of John, see how you translated it there. This title does not refer to a word that is spoken by someone. By using this title for Jesus, John is saying that Jesus is God’s most important message to all people. Jesus is the one who reveals who God is. In your translation of this title, try to make it clear that this is the title of a person whose role it is to communicate a message. Something like “The Message” or “The Revealer” might be appropriate. Consider also the title that is used in an accepted translation in your area. Here, John connects the title “the Word” with the phrase “of life.” By this, John probably means that Jesus reveals God to the world and that Jesus also is the source of life. A translation of this entire phrase could be something like, “Jesus, the Message of God who gives life.” (See: </w:t>
+      </w:r>
+      <w:r>
+        <w:rPr>
+          <w:lang w:val="en_US" w:bidi="en_US"/>
+        </w:rPr>
+        <w:t>word of God, word of Yahweh, word of the Lord, word of truth, scripture</w:t>
+      </w:r>
+      <w:r>
+        <w:rPr>
+          <w:lang w:val="en_US" w:bidi="en_US"/>
+        </w:rPr>
+        <w:t>)</w:t>
       </w:r>
       <w:r>
         <w:rPr>
@@ -9835,20 +9882,43 @@
         <w:rPr>
           <w:lang w:val="en_US" w:bidi="en_US"/>
         </w:rPr>
-        <w:t>In 2:18 and 2:22, John writes both about a specific person called the Antichrist and about many people who will be “antichrists.” The word “antichrist” means “opposed to Christ.” The Antichrist is a person who will come just before the return of Jesus and imitate Jesus’ work, but he will do that for evil purposes. Before that person comes, there will be many other people who work against Christ. They too are called “antichrists,” but as a description rather than as a name. (See: [[rc://</w:t>
-      </w:r>
-      <w:r>
-        <w:rPr>
-          <w:i/>
-          <w:lang w:val="en_US" w:bidi="en_US"/>
-        </w:rPr>
-        <w:t>/tw/dict/bible/kt/antichrist]]; and [[rc://</w:t>
-      </w:r>
-      <w:r>
-        <w:rPr>
-          <w:lang w:val="en_US" w:bidi="en_US"/>
-        </w:rPr>
-        <w:t>/tw/dict/bible/kt/lastday]]; and [[rc://*/tw/dict/bible/kt/evil]])</w:t>
+        <w:t xml:space="preserve">In 2:18 and 2:22, John writes both about a specific person called the Antichrist and about many people who will be “antichrists.” The word “antichrist” means “opposed to Christ.” The Antichrist is a person who will come just before the return of Jesus and imitate Jesus’ work, but he will do that for evil purposes. Before that person comes, there will be many other people who work against Christ. They too are called “antichrists,” but as a description rather than as a name. (See: </w:t>
+      </w:r>
+      <w:r>
+        <w:rPr>
+          <w:lang w:val="en_US" w:bidi="en_US"/>
+        </w:rPr>
+        <w:t>antichrist</w:t>
+      </w:r>
+      <w:r>
+        <w:rPr>
+          <w:lang w:val="en_US" w:bidi="en_US"/>
+        </w:rPr>
+        <w:t xml:space="preserve">; and </w:t>
+      </w:r>
+      <w:r>
+        <w:rPr>
+          <w:lang w:val="en_US" w:bidi="en_US"/>
+        </w:rPr>
+        <w:t>last day, last days, latter days</w:t>
+      </w:r>
+      <w:r>
+        <w:rPr>
+          <w:lang w:val="en_US" w:bidi="en_US"/>
+        </w:rPr>
+        <w:t xml:space="preserve">; and </w:t>
+      </w:r>
+      <w:r>
+        <w:rPr>
+          <w:lang w:val="en_US" w:bidi="en_US"/>
+        </w:rPr>
+        <w:t>evil, wicked, wickedness, unpleasant</w:t>
+      </w:r>
+      <w:r>
+        <w:rPr>
+          <w:lang w:val="en_US" w:bidi="en_US"/>
+        </w:rPr>
+        <w:t>)</w:t>
       </w:r>
       <w:r>
         <w:rPr>
@@ -31641,7 +31711,19 @@
         <w:rPr>
           <w:lang w:val="en_US" w:bidi="en_US"/>
         </w:rPr>
-        <w:t>People are sometimes described as “children of God” because God created them. However, John uses this expression in a different sense in this chapter. He uses it to describe people who have entered into a father-child relationship with God by putting their faith and trust in Jesus. God indeed created all people, but people can only become children of God in this sense by believing in Jesus. “Children” in this usage does not refer to those who are young, but only to the relationship that people have at any age to their father. (See: [[rc://*/tw/dict/bible/kt/believe]])</w:t>
+        <w:t xml:space="preserve">People are sometimes described as “children of God” because God created them. However, John uses this expression in a different sense in this chapter. He uses it to describe people who have entered into a father-child relationship with God by putting their faith and trust in Jesus. God indeed created all people, but people can only become children of God in this sense by believing in Jesus. “Children” in this usage does not refer to those who are young, but only to the relationship that people have at any age to their father. (See: </w:t>
+      </w:r>
+      <w:r>
+        <w:rPr>
+          <w:lang w:val="en_US" w:bidi="en_US"/>
+        </w:rPr>
+        <w:t>believe, believer, belief, unbeliever, unbelief</w:t>
+      </w:r>
+      <w:r>
+        <w:rPr>
+          <w:lang w:val="en_US" w:bidi="en_US"/>
+        </w:rPr>
+        <w:t>)</w:t>
       </w:r>
       <w:r>
         <w:rPr>
@@ -31692,20 +31774,31 @@
         <w:rPr>
           <w:lang w:val="en_US" w:bidi="en_US"/>
         </w:rPr>
-        <w:t>This does not mean that keeping our salvation is conditional on doing certain works. Rather, John is describing the results of keeping the commandments that he describes in 3:32. Those commandments are to believe in Jesus and to love one another. John is saying that the person who believes in Jesus and loves others shows that he has a close relationship with God, and that he will continue to have that close relationship because of this obedience. Christians around the world hold different beliefs about whether people who have been saved can lose their salvation. That is not what John is addressing here, and translators should be careful not to let how they understand that issue affect how they translate this passage. (See: [[rc://</w:t>
-      </w:r>
-      <w:r>
-        <w:rPr>
-          <w:i/>
-          <w:lang w:val="en_US" w:bidi="en_US"/>
-        </w:rPr>
-        <w:t>/tw/dict/bible/kt/eternity]]; and [[rc://</w:t>
-      </w:r>
-      <w:r>
-        <w:rPr>
-          <w:lang w:val="en_US" w:bidi="en_US"/>
-        </w:rPr>
-        <w:t>/tw/dict/bible/kt/save]])</w:t>
+        <w:t xml:space="preserve">This does not mean that keeping our salvation is conditional on doing certain works. Rather, John is describing the results of keeping the commandments that he describes in 3:32. Those commandments are to believe in Jesus and to love one another. John is saying that the person who believes in Jesus and loves others shows that he has a close relationship with God, and that he will continue to have that close relationship because of this obedience. Christians around the world hold different beliefs about whether people who have been saved can lose their salvation. That is not what John is addressing here, and translators should be careful not to let how they understand that issue affect how they translate this passage. (See: </w:t>
+      </w:r>
+      <w:r>
+        <w:rPr>
+          <w:lang w:val="en_US" w:bidi="en_US"/>
+        </w:rPr>
+        <w:t>eternity, everlasting, eternal, forever</w:t>
+      </w:r>
+      <w:r>
+        <w:rPr>
+          <w:lang w:val="en_US" w:bidi="en_US"/>
+        </w:rPr>
+        <w:t xml:space="preserve">; and </w:t>
+      </w:r>
+      <w:r>
+        <w:rPr>
+          <w:lang w:val="en_US" w:bidi="en_US"/>
+        </w:rPr>
+        <w:t>save, saved, safe, salvation, rescue</w:t>
+      </w:r>
+      <w:r>
+        <w:rPr>
+          <w:lang w:val="en_US" w:bidi="en_US"/>
+        </w:rPr>
+        <w:t>)</w:t>
       </w:r>
       <w:r>
         <w:rPr>
@@ -46504,7 +46597,19 @@
         <w:rPr>
           <w:lang w:val="en_US" w:bidi="en_US"/>
         </w:rPr>
-        <w:t>If people love God, they should show it in the way that they live and the way that they treat other people. Doing this may assure us that God has saved us and that we belong to him. But loving others does not save us. Be sure that this is clear in your translation. John says in 4:7 that “everyone who loves is begotten from God and knows God.” As the notes explain, this means that God is the spiritual father of everyone who loves, and everyone who loves is in a close relationship with God. But this love from God is a sign that they belong to God only because of what Jesus did for them on the cross, as John says in 4:10. They were saved by what Jesus did, not because they themselves loved others. (See: [[rc://*/tw/dict/bible/kt/save]])</w:t>
+        <w:t xml:space="preserve">If people love God, they should show it in the way that they live and the way that they treat other people. Doing this may assure us that God has saved us and that we belong to him. But loving others does not save us. Be sure that this is clear in your translation. John says in 4:7 that “everyone who loves is begotten from God and knows God.” As the notes explain, this means that God is the spiritual father of everyone who loves, and everyone who loves is in a close relationship with God. But this love from God is a sign that they belong to God only because of what Jesus did for them on the cross, as John says in 4:10. They were saved by what Jesus did, not because they themselves loved others. (See: </w:t>
+      </w:r>
+      <w:r>
+        <w:rPr>
+          <w:lang w:val="en_US" w:bidi="en_US"/>
+        </w:rPr>
+        <w:t>save, saved, safe, salvation, rescue</w:t>
+      </w:r>
+      <w:r>
+        <w:rPr>
+          <w:lang w:val="en_US" w:bidi="en_US"/>
+        </w:rPr>
+        <w:t>)</w:t>
       </w:r>
       <w:r>
         <w:rPr>
@@ -59491,7 +59596,19 @@
         <w:rPr>
           <w:lang w:val="en_US" w:bidi="en_US"/>
         </w:rPr>
-        <w:t>The phrase “the evil one” refers to Satan. God has allowed him to rule the world, but, ultimately, God is in control over everything. God keeps his children safe from the evil one. (See: [[rc://*/tw/dict/bible/kt/satan]])</w:t>
+        <w:t xml:space="preserve">The phrase “the evil one” refers to Satan. God has allowed him to rule the world, but, ultimately, God is in control over everything. God keeps his children safe from the evil one. (See: </w:t>
+      </w:r>
+      <w:r>
+        <w:rPr>
+          <w:lang w:val="en_US" w:bidi="en_US"/>
+        </w:rPr>
+        <w:t>Satan, devil, evil one</w:t>
+      </w:r>
+      <w:r>
+        <w:rPr>
+          <w:lang w:val="en_US" w:bidi="en_US"/>
+        </w:rPr>
+        <w:t>)</w:t>
       </w:r>
       <w:r>
         <w:rPr>
